--- a/zaini_case_audit_output/outputs/word/documents/082_مذكرة جوابية من المدعي ـ 28-08-1447.docx
+++ b/zaini_case_audit_output/outputs/word/documents/082_مذكرة جوابية من المدعي ـ 28-08-1447.docx
@@ -208,7 +208,7 @@
           <w:b w:val="0"/>
           <w:i w:val="0"/>
         </w:rPr>
-        <w:t>بسم هللا الرمحن الرحي م 2026 / 02 / 16 املوافق: هـ 1447 / 08 / 28 التارخي :</w:t>
+        <w:t>: يخراتلا 28 / 08 / 1447 ـه :قفاولما 16 / 02 / 2026 م يحرلا نحمرلا الله مسب</w:t>
       </w:r>
     </w:p>
     <w:p>
@@ -234,7 +234,7 @@
           <w:b w:val="0"/>
           <w:i w:val="0"/>
         </w:rPr>
-        <w:t>وهللا حيفظمك ويرعامك ,,,</w:t>
+        <w:t>,,, كماعريو كمظفيح اللهو</w:t>
       </w:r>
     </w:p>
     <w:p>
@@ -247,7 +247,7 @@
           <w:b w:val="0"/>
           <w:i w:val="0"/>
         </w:rPr>
-        <w:t>احملايم د. محمد بن فواز بن منري الثعل امللمتس ضده واكل</w:t>
+        <w:t>لكاو هدض ستمللما لعثلا يرنم نب زاوف نب دمحم .د ميالمحا</w:t>
       </w:r>
     </w:p>
     <w:p>

--- a/zaini_case_audit_output/outputs/word/documents/082_مذكرة جوابية من المدعي ـ 28-08-1447.docx
+++ b/zaini_case_audit_output/outputs/word/documents/082_مذكرة جوابية من المدعي ـ 28-08-1447.docx
@@ -182,7 +182,7 @@
           <w:b w:val="0"/>
           <w:i w:val="0"/>
         </w:rPr>
-        <w:t>أسامھ بن احمد بن عبا</w:t>
+        <w:t>ابع نب دمحا نب ھماسأ</w:t>
       </w:r>
     </w:p>
     <w:p>
@@ -195,7 +195,7 @@
           <w:b w:val="0"/>
           <w:i w:val="0"/>
         </w:rPr>
-        <w:t>أسامھ بن احمد بن عبا</w:t>
+        <w:t>ابع نب دمحا نب ھماسأ</w:t>
       </w:r>
     </w:p>
     <w:p>
@@ -221,7 +221,7 @@
           <w:b w:val="0"/>
           <w:i w:val="0"/>
         </w:rPr>
-        <w:t>. من نظام املرافعات الرشعية عليه 200 املادة ( املقدم من املدعى عليه لعدم انطباق احلاالت اليت نصـــهي علهيا 4713382931 / عدم قبول طلب الامتس ا عادة النظر رمق ) 1 عىل ماتقدم ، فا نين أ طلب من فضيلتمك ما ييل : بناء - قبول الالامتس . هـــــ بعدم 1446 / 06 / 18 واترخي 4630548401 يل فصدر ف ه حمك ابلصك رمق احملمكة التجارية بنفس اس بامالالامتس احلا هــــــ واملتضـمن قبول الاعًاضـ شـالك ويف املوضـوع تدل ييد حمك ادلائرة التجارية الاوىل يف 1445 / 03 / 13 الاسـ تئناف بتارخي عىل احلمك الصادر منحممكة 4611037394 هـ برمق الطلب 1446 / 06 / 02 س بق للملمتس أ ن قدم الامتس ا عادة نظر بتارخي وجود الامتس سابق بنفس أ س بام هذا الالامتس صادر ف ه حمك اثنيا : النظر يف ادلعوى. ترىق لقبول الامتسـه وا عادة ذكره من أ سـ بامال نظام املرافعات الرشـعية عىل سـل ل الوجوم واحلالـ ال عىل سـل ل املثال ف ما ( من 200 عادة النظر واليت حددهتا املادة ) ا علهيا رشوط قبول الامتس ق ال تنطب وكيل امللمتس من أ ســــ باميف مذكرته قدمه ما ( من نظام املرافعات الرشعية 200 عدم قبول الالامتس شالك لعدم انطباق املادة ) أ وال : - لفضيلتمك ابلرد عىل مذكرة امللمتس، وذكل عىل النحو التايل : م ا ىل املوضوع أ عاله، وبصفيت وكيال عن مولكي ، أ تقد ا شارة هـ. 1447 / 04 / 28 عىل مذكرة امللمتس املؤرخة بتارخي ا رد رازي احل ( مقدمة من امللمتس ضدهام/ عدانن امحد عباس زيين وعاتقة 42824717 املوضوع / مذكرة جوابية يف القضية رمق ) السالم عليمك ورمحة هللا وبراكته ، وبعد. صاحب الفضيةل رئيس وأ عضاء دائرة الاس تئناف الثانية ابحملمكة التجارية جدة سلمهم هللا</w:t>
+        <w:t>الله مهملس ةدج ةيراجتلا ةكملمحبا ةيناثلا فانئت سالا ةرئاد ءاضع أو سيئر لةيضفلا بحاص .دعبو ، هتكاربو الله ةحمرو كميلع ملاسلا ( قمر ةيضقلا في ةيباوج ةركذم / عوضولما 42824717 ةقتاعو نييز سابع دحما ننادع /ماهدض ستمللما نم ةمدقم ) لحا يزار در ا يخراتب ةخرؤلما ستمللما ةركذم لىع 28 / 04 / 1447 .ـه ةراش ا دقت أ ، يكلوم نع لايكو تيفصبو ،هلاع أ عوضولما لى ا م : لياتلا وحنلا لىع لكذو ،ستمللما ةركذم لىع درلبا كمتليضفل - : لاو أ ( ةدالما قابطنا مدعل كلاش ستمالالا لوبق مدع 200 ةيعشرلا تاعفارلما ماظن نم ) ام همدق هتركذم فيماب ــــس أ نم ستمللما ليكو بطنت لا ق ستمالا لوبق طوشر ايهلع ا ( ةدالما اتهددح تيلاو رظنلا ةداع 200 نم ) ام ف لاثلما ل لـس لىع لا ـلالحاو موجولا ل لـس لىع ةيعـشرلا تاعفارلما ماظن لاماب ـس أ نم هركذ ةداع او هـستمالا لوبقل قىرت .ىوعلدا في رظنلا : اينثا كمح ه ف رداص ستمالالا اذه ماب س أ سفنب قباس ستمالا دوجو يخراتب رظن ةداع ا ستمالا مدق ن أ ستململل قب س 02 / 06 / 1446 بلطلا قمرب ـه 4611037394 ةكممحنم رداصلا كملحا لىع يخراتب فانئت ـسالا 13 / 03 / 1445 في لىوالا ةيراجتلا ةرئالدا كمح ديي لدت عوـضولما فيو كلاـش ـضاًعالا لوبق نمـضتلماو ــــــه الحا ستمالالاماب سا سفنب ةيراجتلا ةكملمحا قمر كصلبا كمح ه ف ردصف لي 4630548401 يخرتاو 18 / 06 / 1446 مدعب ـــــه . ستمالالا لوبق - ءانب : ليي ام كمتليضف نم بلط أ نين اف ، مدقتام لىع 1 ( قمر رظنلا ةداع ا ستمالا بلط لوبق مدع / 4713382931 ايهلع يهـــصن تيلا تلاالحا قابطنا مدعل هيلع ىعدلما نم مدقلما ) ةدالما 200 هيلع ةيعشرلا تاعفارلما ماظن نم .</w:t>
       </w:r>
     </w:p>
     <w:p>
@@ -247,7 +247,7 @@
           <w:b w:val="0"/>
           <w:i w:val="0"/>
         </w:rPr>
-        <w:t>لكاو هدض ستمللما لعثلا يرنم نب زاوف نب دمحم .د ميالمحا</w:t>
+        <w:t>احملايم د. محمد بن فواز بن منري الثعل امللمتس ضده واكل</w:t>
       </w:r>
     </w:p>
     <w:p>

--- a/zaini_case_audit_output/outputs/word/documents/082_مذكرة جوابية من المدعي ـ 28-08-1447.docx
+++ b/zaini_case_audit_output/outputs/word/documents/082_مذكرة جوابية من المدعي ـ 28-08-1447.docx
@@ -70,14 +70,13 @@
     <w:p/>
     <w:p>
       <w:pPr>
+        <w:pStyle w:val="Heading2"/>
         <w:jc w:val="right"/>
         <w:bidi/>
       </w:pPr>
       <w:r>
-        <w:rPr>
-          <w:b w:val="0"/>
-          <w:i w:val="0"/>
-        </w:rPr>
+        <w:t>[نص الضبط / الحكم — المتن الفعلي] ===</w:t>
+        <w:br/>
         <w:t>أسامھ بن احمد بن عباس زيني</w:t>
       </w:r>
     </w:p>

--- a/zaini_case_audit_output/outputs/word/documents/082_مذكرة جوابية من المدعي ـ 28-08-1447.docx
+++ b/zaini_case_audit_output/outputs/word/documents/082_مذكرة جوابية من المدعي ـ 28-08-1447.docx
@@ -75,7 +75,7 @@
         <w:bidi/>
       </w:pPr>
       <w:r>
-        <w:t>[نص الضبط / الحكم — المتن الفعلي] ===</w:t>
+        <w:t>[المتن الفعلي: الوقائع / الأسباب / المنطوق] ===</w:t>
         <w:br/>
         <w:t>أسامھ بن احمد بن عباس زيني</w:t>
       </w:r>

--- a/zaini_case_audit_output/outputs/word/documents/082_مذكرة جوابية من المدعي ـ 28-08-1447.docx
+++ b/zaini_case_audit_output/outputs/word/documents/082_مذكرة جوابية من المدعي ـ 28-08-1447.docx
@@ -181,7 +181,7 @@
           <w:b w:val="0"/>
           <w:i w:val="0"/>
         </w:rPr>
-        <w:t>ابع نب دمحا نب ھماسأ</w:t>
+        <w:t>أسامھ بن احمد بن عبا</w:t>
       </w:r>
     </w:p>
     <w:p>
@@ -194,7 +194,7 @@
           <w:b w:val="0"/>
           <w:i w:val="0"/>
         </w:rPr>
-        <w:t>ابع نب دمحا نب ھماسأ</w:t>
+        <w:t>أسامھ بن احمد بن عبا</w:t>
       </w:r>
     </w:p>
     <w:p>
@@ -220,7 +220,7 @@
           <w:b w:val="0"/>
           <w:i w:val="0"/>
         </w:rPr>
-        <w:t>الله مهملس ةدج ةيراجتلا ةكملمحبا ةيناثلا فانئت سالا ةرئاد ءاضع أو سيئر لةيضفلا بحاص .دعبو ، هتكاربو الله ةحمرو كميلع ملاسلا ( قمر ةيضقلا في ةيباوج ةركذم / عوضولما 42824717 ةقتاعو نييز سابع دحما ننادع /ماهدض ستمللما نم ةمدقم ) لحا يزار در ا يخراتب ةخرؤلما ستمللما ةركذم لىع 28 / 04 / 1447 .ـه ةراش ا دقت أ ، يكلوم نع لايكو تيفصبو ،هلاع أ عوضولما لى ا م : لياتلا وحنلا لىع لكذو ،ستمللما ةركذم لىع درلبا كمتليضفل - : لاو أ ( ةدالما قابطنا مدعل كلاش ستمالالا لوبق مدع 200 ةيعشرلا تاعفارلما ماظن نم ) ام همدق هتركذم فيماب ــــس أ نم ستمللما ليكو بطنت لا ق ستمالا لوبق طوشر ايهلع ا ( ةدالما اتهددح تيلاو رظنلا ةداع 200 نم ) ام ف لاثلما ل لـس لىع لا ـلالحاو موجولا ل لـس لىع ةيعـشرلا تاعفارلما ماظن لاماب ـس أ نم هركذ ةداع او هـستمالا لوبقل قىرت .ىوعلدا في رظنلا : اينثا كمح ه ف رداص ستمالالا اذه ماب س أ سفنب قباس ستمالا دوجو يخراتب رظن ةداع ا ستمالا مدق ن أ ستململل قب س 02 / 06 / 1446 بلطلا قمرب ـه 4611037394 ةكممحنم رداصلا كملحا لىع يخراتب فانئت ـسالا 13 / 03 / 1445 في لىوالا ةيراجتلا ةرئالدا كمح ديي لدت عوـضولما فيو كلاـش ـضاًعالا لوبق نمـضتلماو ــــــه الحا ستمالالاماب سا سفنب ةيراجتلا ةكملمحا قمر كصلبا كمح ه ف ردصف لي 4630548401 يخرتاو 18 / 06 / 1446 مدعب ـــــه . ستمالالا لوبق - ءانب : ليي ام كمتليضف نم بلط أ نين اف ، مدقتام لىع 1 ( قمر رظنلا ةداع ا ستمالا بلط لوبق مدع / 4713382931 ايهلع يهـــصن تيلا تلاالحا قابطنا مدعل هيلع ىعدلما نم مدقلما ) ةدالما 200 هيلع ةيعشرلا تاعفارلما ماظن نم .</w:t>
+        <w:t>. من نظام املرافعات الرشعية عليه 200 املادة ( املقدم من املدعى عليه لعدم انطباق احلاالت اليت نصـــهي علهيا 4713382931 / عدم قبول طلب الامتس ا عادة النظر رمق ) 1 عىل ماتقدم ، فا نين أ طلب من فضيلتمك ما ييل : بناء - قبول الالامتس . هـــــ بعدم 1446 / 06 / 18 واترخي 4630548401 يل فصدر ف ه حمك ابلصك رمق احملمكة التجارية بنفس اس بامالالامتس احلا هــــــ واملتضـمن قبول الاعًاضـ شـالك ويف املوضـوع تدل ييد حمك ادلائرة التجارية الاوىل يف 1445 / 03 / 13 الاسـ تئناف بتارخي عىل احلمك الصادر منحممكة 4611037394 هـ برمق الطلب 1446 / 06 / 02 س بق للملمتس أ ن قدم الامتس ا عادة نظر بتارخي وجود الامتس سابق بنفس أ س بام هذا الالامتس صادر ف ه حمك اثنيا : النظر يف ادلعوى. ترىق لقبول الامتسـه وا عادة ذكره من أ سـ بامال نظام املرافعات الرشـعية عىل سـل ل الوجوم واحلالـ ال عىل سـل ل املثال ف ما ( من 200 عادة النظر واليت حددهتا املادة ) ا علهيا رشوط قبول الامتس ق ال تنطب وكيل امللمتس من أ ســــ باميف مذكرته قدمه ما ( من نظام املرافعات الرشعية 200 عدم قبول الالامتس شالك لعدم انطباق املادة ) أ وال : - لفضيلتمك ابلرد عىل مذكرة امللمتس، وذكل عىل النحو التايل : م ا ىل املوضوع أ عاله، وبصفيت وكيال عن مولكي ، أ تقد ا شارة هـ. 1447 / 04 / 28 عىل مذكرة امللمتس املؤرخة بتارخي ا رد رازي احل ( مقدمة من امللمتس ضدهام/ عدانن امحد عباس زيين وعاتقة 42824717 املوضوع / مذكرة جوابية يف القضية رمق ) السالم عليمك ورمحة هللا وبراكته ، وبعد. صاحب الفضيةل رئيس وأ عضاء دائرة الاس تئناف الثانية ابحملمكة التجارية جدة سلمهم هللا</w:t>
       </w:r>
     </w:p>
     <w:p>
@@ -246,7 +246,7 @@
           <w:b w:val="0"/>
           <w:i w:val="0"/>
         </w:rPr>
-        <w:t>احملايم د. محمد بن فواز بن منري الثعل امللمتس ضده واكل</w:t>
+        <w:t>لكاو هدض ستمللما لعثلا يرنم نب زاوف نب دمحم .د ميالمحا</w:t>
       </w:r>
     </w:p>
     <w:p>

--- a/zaini_case_audit_output/outputs/word/documents/082_مذكرة جوابية من المدعي ـ 28-08-1447.docx
+++ b/zaini_case_audit_output/outputs/word/documents/082_مذكرة جوابية من المدعي ـ 28-08-1447.docx
@@ -246,7 +246,7 @@
           <w:b w:val="0"/>
           <w:i w:val="0"/>
         </w:rPr>
-        <w:t>لكاو هدض ستمللما لعثلا يرنم نب زاوف نب دمحم .د ميالمحا</w:t>
+        <w:t>احملايم د. محمد بن فواز بن منري الثعل امللمتس ضده واكل</w:t>
       </w:r>
     </w:p>
     <w:p>
